--- a/landing-page/program-detail/rushford-business-school/mba/05-mba-in-human-resource-management.docx
+++ b/landing-page/program-detail/rushford-business-school/mba/05-mba-in-human-resource-management.docx
@@ -336,12 +336,12 @@
     </w:p>
     <w:p>
       <w:r>
-        <w:t>HR stopped being a back-office function somewhere around the time retention became a board topic. This MBA treats it that way: the Rushford management core comes first, then a specialization covering HR strategy, people management, organizational change, talent, engagement, and HR's role in international business and M&amp;A.</w:t>
+        <w:t>HR stopped being a back-office function somewhere around the time retention became a board topic. This MBA treats it that way: the Rushford management core comes first, then a specialisation covering HR strategy, people management, organizational change, talent, engagement, and HR's role in international business and M&amp;A.</w:t>
       </w:r>
     </w:p>
     <w:p>
       <w:r>
-        <w:t>The format assumes you have a job, and a busy one. Courses run in three-week blocks in the evenings, assessments mirror real HR work, and the capstone can take a live problem straight from your organization. Plenty of students finish with a talent or engagement plan their employer ended up adopting, which is as good a result as any grade.</w:t>
+        <w:t>The format assumes you have a job, and a busy one. Courses run in three-week blocks in the evenings, assessments mirror real HR work, and the capstone can take a live problem straight from your organisation. Plenty of students finish with a talent or engagement plan their employer ended up adopting, which is as good a result as any grade.</w:t>
       </w:r>
     </w:p>
     <w:p>
@@ -616,7 +616,7 @@
     </w:p>
     <w:p>
       <w:r>
-        <w:t>Four stages: foundations, business core, the HR specialization, and a capstone on a real people problem.</w:t>
+        <w:t>Four stages: foundations, business core, the HR specialisation, and a capstone on a real people problem.</w:t>
       </w:r>
     </w:p>
     <w:p>
@@ -747,7 +747,7 @@
         <w:spacing w:before="200"/>
       </w:pPr>
       <w:r>
-        <w:t>Stage 3 · The HR specialization</w:t>
+        <w:t>Stage 3 · The HR specialisation</w:t>
       </w:r>
     </w:p>
     <w:p>
@@ -1035,7 +1035,7 @@
     </w:p>
     <w:p>
       <w:r>
-        <w:t>Fully online, no visa, no career break. The UAE keeps your salary moving while the specialization builds.</w:t>
+        <w:t>Fully online, no visa, no career break. The UAE keeps your salary moving while the specialisation builds.</w:t>
       </w:r>
     </w:p>
     <w:p>
@@ -1061,7 +1061,7 @@
     </w:p>
     <w:p>
       <w:r>
-        <w:t>With expatriates making up roughly 87% of Dubai's population, attraction and retention are the business. Taggd's 2026 study says nine in ten GCC employers still report skills gaps.</w:t>
+        <w:t>With expatriates making up the large majority of Dubai's population, attraction and retention are the business. Employers across the GCC still report skills gaps.</w:t>
       </w:r>
     </w:p>
     <w:p>
@@ -1100,7 +1100,7 @@
     </w:p>
     <w:p>
       <w:r>
-        <w:t>Take the final project from your own organization and finish with a people plan that has already been tested where it will be used.</w:t>
+        <w:t>Take the final project from your own organisation and finish with a people plan that has already been tested where it will be used.</w:t>
       </w:r>
     </w:p>
     <w:p>

--- a/landing-page/program-detail/rushford-business-school/mba/05-mba-in-human-resource-management.docx
+++ b/landing-page/program-detail/rushford-business-school/mba/05-mba-in-human-resource-management.docx
@@ -38,7 +38,7 @@
         <w:t xml:space="preserve">Meta Description: </w:t>
       </w:r>
       <w:r>
-        <w:t>16-month online MBA in Human Resource Management from Rushford Business School. 90 ECTS, evening study, AED instalments. Enquire now.</w:t>
+        <w:t>16-month online MBA in Human Resource Management from Rushford Business School. 90 ECTS, evening study, AED installments. Enquire now.</w:t>
       </w:r>
     </w:p>
     <w:p>
@@ -126,7 +126,7 @@
         <w:pStyle w:val="Heading2"/>
       </w:pPr>
       <w:r>
-        <w:t>Programme at a Glance</w:t>
+        <w:t>Program At A Glance</w:t>
       </w:r>
     </w:p>
     <w:tbl>
@@ -331,17 +331,17 @@
         <w:pStyle w:val="Heading2"/>
       </w:pPr>
       <w:r>
-        <w:t>Programme Overview</w:t>
+        <w:t>Program Overview</w:t>
       </w:r>
     </w:p>
     <w:p>
       <w:r>
-        <w:t>HR stopped being a back-office function somewhere around the time retention became a board topic. This MBA treats it that way: the Rushford management core comes first, then a specialisation covering HR strategy, people management, organizational change, talent, engagement, and HR's role in international business and M&amp;A.</w:t>
+        <w:t>HR stopped being a back-office function somewhere around the time retention became a board topic. This MBA treats it that way: the Rushford management core comes first, then a specialization covering HR strategy, people management, organizational change, talent, engagement, and HR's role in international business and M&amp;A.</w:t>
       </w:r>
     </w:p>
     <w:p>
       <w:r>
-        <w:t>The format assumes you have a job, and a busy one. Courses run in three-week blocks in the evenings, assessments mirror real HR work, and the capstone can take a live problem straight from your organisation. Plenty of students finish with a talent or engagement plan their employer ended up adopting, which is as good a result as any grade.</w:t>
+        <w:t>The format assumes you have a job, and a busy one. Courses run in three-week blocks in the evenings, assessments mirror real HR work, and the capstone can take a live problem straight from your organization. Plenty of students finish with a talent or engagement plan their employer ended up adopting, which is as good a result as any grade.</w:t>
       </w:r>
     </w:p>
     <w:p>
@@ -349,7 +349,7 @@
         <w:pStyle w:val="Heading2"/>
       </w:pPr>
       <w:r>
-        <w:t>Why Choose This Programme</w:t>
+        <w:t>Why Choose This Program</w:t>
       </w:r>
     </w:p>
     <w:p>
@@ -414,7 +414,7 @@
     </w:p>
     <w:p>
       <w:r>
-        <w:t>Instalments sit against your salary date, and the plan is written down before it starts.</w:t>
+        <w:t>Installments sit against your salary date, and the plan is written down before it starts.</w:t>
       </w:r>
     </w:p>
     <w:p>
@@ -478,7 +478,7 @@
         <w:pStyle w:val="ListNumber"/>
       </w:pPr>
       <w:r>
-        <w:t>Design performance and reward schemes that change behaviour</w:t>
+        <w:t>Design performance and reward schemes that change behavior</w:t>
       </w:r>
     </w:p>
     <w:p>
@@ -590,7 +590,7 @@
         <w:pStyle w:val="ListBullet"/>
       </w:pPr>
       <w:r>
-        <w:t>Emiratisation Programme Lead</w:t>
+        <w:t>Emiratisation Program Lead</w:t>
       </w:r>
     </w:p>
     <w:p>
@@ -606,7 +606,7 @@
         <w:pStyle w:val="Heading2"/>
       </w:pPr>
       <w:r>
-        <w:t>Programme Structure</w:t>
+        <w:t>Program Structure</w:t>
       </w:r>
     </w:p>
     <w:p>
@@ -616,7 +616,7 @@
     </w:p>
     <w:p>
       <w:r>
-        <w:t>Four stages: foundations, business core, the HR specialisation, and a capstone on a real people problem.</w:t>
+        <w:t>Four stages: foundations, business core, the HR specialization, and a capstone on a real people problem.</w:t>
       </w:r>
     </w:p>
     <w:p>
@@ -747,7 +747,7 @@
         <w:spacing w:before="200"/>
       </w:pPr>
       <w:r>
-        <w:t>Stage 3 · The HR specialisation</w:t>
+        <w:t>Stage 3 · The HR specialization</w:t>
       </w:r>
     </w:p>
     <w:p>
@@ -940,7 +940,7 @@
                 <w:b/>
                 <w:sz w:val="20"/>
               </w:rPr>
-              <w:t>Affordable instalments</w:t>
+              <w:t>Affordable installments</w:t>
             </w:r>
           </w:p>
         </w:tc>
@@ -1011,7 +1011,7 @@
               <w:rPr>
                 <w:sz w:val="20"/>
               </w:rPr>
-              <w:t>Enrolment done with you, one document at a time</w:t>
+              <w:t>Enrollment done with you, one document at a time</w:t>
             </w:r>
           </w:p>
         </w:tc>
@@ -1035,7 +1035,7 @@
     </w:p>
     <w:p>
       <w:r>
-        <w:t>Fully online, no visa, no career break. The UAE keeps your salary moving while the specialisation builds.</w:t>
+        <w:t>Fully online, no visa, no career break. The UAE keeps your salary moving while the specialization builds.</w:t>
       </w:r>
     </w:p>
     <w:p>
@@ -1100,7 +1100,7 @@
     </w:p>
     <w:p>
       <w:r>
-        <w:t>Take the final project from your own organisation and finish with a people plan that has already been tested where it will be used.</w:t>
+        <w:t>Take the final project from your own organization and finish with a people plan that has already been tested where it will be used.</w:t>
       </w:r>
     </w:p>
     <w:p>
@@ -1204,7 +1204,7 @@
                 <w:b/>
                 <w:sz w:val="20"/>
               </w:rPr>
-              <w:t>Monthly Instalments</w:t>
+              <w:t>Monthly Installments</w:t>
             </w:r>
           </w:p>
         </w:tc>
@@ -1289,7 +1289,7 @@
         <w:t xml:space="preserve">Request the fee structure: </w:t>
       </w:r>
       <w:r>
-        <w:t>Fees depend on the intake and the study mode, which is why no fixed figure is printed here. Request the personal breakdown from admissions; it is free and commits you to nothing. Across our Master's programmes, totals usually sit between AED 16,000 and 40,000.</w:t>
+        <w:t>Fees depend on the intake and the study mode, which is why no fixed figure is printed here. Request the personal breakdown from admissions; it is free and commits you to nothing. Across our Master's programs, totals usually sit between AED 16,000 and 40,000.</w:t>
       </w:r>
     </w:p>
     <w:sectPr>
